--- a/docs/06_Guia_Reconstruccion.docx
+++ b/docs/06_Guia_Reconstruccion.docx
@@ -63,7 +63,7 @@
           <w:color w:val="808080"/>
           <w:sz w:val="22"/>
         </w:rPr>
-        <w:t>Versión 1.0.0 · 2026-04-29</w:t>
+        <w:t>Versión 1.2.0 · 2026-04-30</w:t>
       </w:r>
     </w:p>
     <w:p>
@@ -2314,7 +2314,7 @@
         <w:color w:val="808080"/>
         <w:sz w:val="16"/>
       </w:rPr>
-      <w:t>Dashboard Comercial Susazón V3.0 · Guía de Reconstrucción · 1.0.0</w:t>
+      <w:t>Dashboard Comercial Susazón V3.0 · Guía de Reconstrucción · 1.2.0</w:t>
     </w:r>
   </w:p>
 </w:ftr>

--- a/docs/06_Guia_Reconstruccion.docx
+++ b/docs/06_Guia_Reconstruccion.docx
@@ -63,7 +63,7 @@
           <w:color w:val="808080"/>
           <w:sz w:val="22"/>
         </w:rPr>
-        <w:t>Versión 1.2.0 · 2026-04-30</w:t>
+        <w:t>Versión 1.3.0 · 2026-05-01</w:t>
       </w:r>
     </w:p>
     <w:p>
@@ -2314,7 +2314,7 @@
         <w:color w:val="808080"/>
         <w:sz w:val="16"/>
       </w:rPr>
-      <w:t>Dashboard Comercial Susazón V3.0 · Guía de Reconstrucción · 1.2.0</w:t>
+      <w:t>Dashboard Comercial Susazón V3.0 · Guía de Reconstrucción · 1.3.0</w:t>
     </w:r>
   </w:p>
 </w:ftr>

--- a/docs/06_Guia_Reconstruccion.docx
+++ b/docs/06_Guia_Reconstruccion.docx
@@ -18,7 +18,7 @@
           <w:color w:val="ED6808"/>
           <w:sz w:val="36"/>
         </w:rPr>
-        <w:t>Dashboard Comercial Susazón V3.0</w:t>
+        <w:t>Dashboard Comercial Susazón V3.0 — InCom</w:t>
       </w:r>
     </w:p>
     <w:p>
@@ -63,7 +63,7 @@
           <w:color w:val="808080"/>
           <w:sz w:val="22"/>
         </w:rPr>
-        <w:t>Versión 1.3.0 · 2026-05-01</w:t>
+        <w:t>Versión 3.3.0 · 2026-05-10</w:t>
       </w:r>
     </w:p>
     <w:p>
@@ -2291,6 +2291,460 @@
         <w:t>Ver package.json para versiones exactas. npm install ya las congela vía package-lock.json.</w:t>
       </w:r>
     </w:p>
+    <w:p>
+      <w:r>
+        <w:br w:type="page"/>
+      </w:r>
+    </w:p>
+    <w:p>
+      <w:pPr>
+        <w:pStyle w:val="Heading1"/>
+        <w:jc w:val="left"/>
+      </w:pPr>
+      <w:r>
+        <w:t>Apéndice — Sesión 2026-05-10</w:t>
+      </w:r>
+    </w:p>
+    <w:p>
+      <w:r>
+        <w:rPr>
+          <w:i/>
+          <w:color w:val="6B7280"/>
+        </w:rPr>
+        <w:t>Mejoras 1-7 · Branding InCom · Login premium</w:t>
+      </w:r>
+    </w:p>
+    <w:p/>
+    <w:p/>
+    <w:p>
+      <w:pPr>
+        <w:pStyle w:val="Heading2"/>
+      </w:pPr>
+      <w:r>
+        <w:t>Adiciones para reconstrucción (sesión 2026-05-10)</w:t>
+      </w:r>
+    </w:p>
+    <w:p/>
+    <w:p>
+      <w:pPr>
+        <w:pStyle w:val="Heading3"/>
+      </w:pPr>
+      <w:r>
+        <w:t>Paso 11 — Helpers de agregación (nuevo)</w:t>
+      </w:r>
+    </w:p>
+    <w:p>
+      <w:r>
+        <w:t>Crear lib/aggregate.ts con 6 funciones puras:</w:t>
+      </w:r>
+    </w:p>
+    <w:p>
+      <w:r>
+        <w:t>1. emptyKpi() → TerritoryKpi vacío</w:t>
+      </w:r>
+    </w:p>
+    <w:p>
+      <w:r>
+        <w:t>2. aggregateKpis(kpis[]) → suma con recomputo de marginPct</w:t>
+      </w:r>
+    </w:p>
+    <w:p>
+      <w:r>
+        <w:t>3. aggregateDimensionRows(rowsList[][]) → suma por nombre</w:t>
+      </w:r>
+    </w:p>
+    <w:p>
+      <w:r>
+        <w:t>4. aggregatePerdidoRows(rowsList[][]) → suma por no_cliente</w:t>
+      </w:r>
+    </w:p>
+    <w:p>
+      <w:r>
+        <w:t>5. aggregateBudget(territories, selected) → suma de ventaBudgets</w:t>
+      </w:r>
+    </w:p>
+    <w:p>
+      <w:r>
+        <w:t>6. selectedKpis() / rowsBySelected() → helpers de mapeo</w:t>
+      </w:r>
+    </w:p>
+    <w:p/>
+    <w:p>
+      <w:r>
+        <w:t>Ver código completo en /lib/aggregate.ts del repo.</w:t>
+      </w:r>
+    </w:p>
+    <w:p/>
+    <w:p>
+      <w:pPr>
+        <w:pStyle w:val="Heading3"/>
+      </w:pPr>
+      <w:r>
+        <w:t>Paso 12 — Helper de Excel (nuevo)</w:t>
+      </w:r>
+    </w:p>
+    <w:p>
+      <w:r>
+        <w:t>Crear lib/export-excel.ts con exceljs.</w:t>
+      </w:r>
+    </w:p>
+    <w:p>
+      <w:r>
+        <w:t>API: exportToExcel({ fileName, sheetName, title, subtitle, summary, columns, rows, totalRow }).</w:t>
+      </w:r>
+    </w:p>
+    <w:p>
+      <w:pPr>
+        <w:pStyle w:val="ListBullet"/>
+      </w:pPr>
+      <w:r>
+        <w:t>Header con freeze panes en la primer fila de tabla.</w:t>
+      </w:r>
+    </w:p>
+    <w:p>
+      <w:pPr>
+        <w:pStyle w:val="ListBullet"/>
+      </w:pPr>
+      <w:r>
+        <w:t>Zebra rows.</w:t>
+      </w:r>
+    </w:p>
+    <w:p>
+      <w:pPr>
+        <w:pStyle w:val="ListBullet"/>
+      </w:pPr>
+      <w:r>
+        <w:t>numFmt nativo Excel ($#,##0, 0.0%, #,##0).</w:t>
+      </w:r>
+    </w:p>
+    <w:p>
+      <w:pPr>
+        <w:pStyle w:val="ListBullet"/>
+      </w:pPr>
+      <w:r>
+        <w:t>Lazy import.</w:t>
+      </w:r>
+    </w:p>
+    <w:p/>
+    <w:p>
+      <w:pPr>
+        <w:pStyle w:val="Heading3"/>
+      </w:pPr>
+      <w:r>
+        <w:t>Paso 13 — Endpoint lazy clientes/día (nuevo)</w:t>
+      </w:r>
+    </w:p>
+    <w:p>
+      <w:r>
+        <w:t>Crear app/api/dashboard/clientes-dia/route.ts:</w:t>
+      </w:r>
+    </w:p>
+    <w:p>
+      <w:pPr>
+        <w:pStyle w:val="ListBullet"/>
+      </w:pPr>
+      <w:r>
+        <w:t>GET con validación rangos (year &gt;= 2024, month 1-12, day 1-31).</w:t>
+      </w:r>
+    </w:p>
+    <w:p>
+      <w:pPr>
+        <w:pStyle w:val="ListBullet"/>
+      </w:pPr>
+      <w:r>
+        <w:t>Auth check + RLS via security_invoker.</w:t>
+      </w:r>
+    </w:p>
+    <w:p>
+      <w:pPr>
+        <w:pStyle w:val="ListBullet"/>
+      </w:pPr>
+      <w:r>
+        <w:t>Query a kpi_cliente_diario filtrada por territorio (opcional).</w:t>
+      </w:r>
+    </w:p>
+    <w:p>
+      <w:pPr>
+        <w:pStyle w:val="ListBullet"/>
+      </w:pPr>
+      <w:r>
+        <w:t>Agregación por no_cliente.</w:t>
+      </w:r>
+    </w:p>
+    <w:p>
+      <w:pPr>
+        <w:pStyle w:val="ListBullet"/>
+      </w:pPr>
+      <w:r>
+        <w:t>Cache: private, max-age=60s.</w:t>
+      </w:r>
+    </w:p>
+    <w:p/>
+    <w:p>
+      <w:pPr>
+        <w:pStyle w:val="Heading3"/>
+      </w:pPr>
+      <w:r>
+        <w:t>Paso 14 — Sidebar con item "Todos" + ⚙️ configurable (nuevo)</w:t>
+      </w:r>
+    </w:p>
+    <w:p>
+      <w:r>
+        <w:t>Refactor components/dashboard/Sidebar.tsx:</w:t>
+      </w:r>
+    </w:p>
+    <w:p>
+      <w:pPr>
+        <w:pStyle w:val="ListBullet"/>
+      </w:pPr>
+      <w:r>
+        <w:t>Props nuevas: aggregatedTerritories: Set&lt;string&gt;, onToggleAggregated, onToggleAllAggregated.</w:t>
+      </w:r>
+    </w:p>
+    <w:p>
+      <w:pPr>
+        <w:pStyle w:val="ListBullet"/>
+      </w:pPr>
+      <w:r>
+        <w:t>Componente AggregatedItem: botón principal + ícono Settings2 separado.</w:t>
+      </w:r>
+    </w:p>
+    <w:p>
+      <w:pPr>
+        <w:pStyle w:val="ListBullet"/>
+      </w:pPr>
+      <w:r>
+        <w:t>Dropdown con clase frost-popover (override CSS para liquid-glass en globals.css).</w:t>
+      </w:r>
+    </w:p>
+    <w:p>
+      <w:pPr>
+        <w:pStyle w:val="ListBullet"/>
+      </w:pPr>
+      <w:r>
+        <w:t>Estado abre/cierra con click outside detection.</w:t>
+      </w:r>
+    </w:p>
+    <w:p/>
+    <w:p>
+      <w:pPr>
+        <w:pStyle w:val="Heading3"/>
+      </w:pPr>
+      <w:r>
+        <w:t>Paso 15 — DashboardClient 4 modos (nuevo)</w:t>
+      </w:r>
+    </w:p>
+    <w:p>
+      <w:r>
+        <w:t>Refactor app/dashboard/DashboardClient.tsx:</w:t>
+      </w:r>
+    </w:p>
+    <w:p>
+      <w:pPr>
+        <w:pStyle w:val="ListBullet"/>
+      </w:pPr>
+      <w:r>
+        <w:t>Estado: selectedTerritory: string + aggregatedTerritories: Set&lt;string&gt;.</w:t>
+      </w:r>
+    </w:p>
+    <w:p>
+      <w:pPr>
+        <w:pStyle w:val="ListBullet"/>
+      </w:pPr>
+      <w:r>
+        <w:t>4 modos derivados: single / aggregated-all / aggregated-custom / aggregated-none.</w:t>
+      </w:r>
+    </w:p>
+    <w:p>
+      <w:pPr>
+        <w:pStyle w:val="ListBullet"/>
+      </w:pPr>
+      <w:r>
+        <w:t>Helpers resolveDimRows() y resolvePerdidoRows() que llaman aggregate*.</w:t>
+      </w:r>
+    </w:p>
+    <w:p>
+      <w:pPr>
+        <w:pStyle w:val="ListBullet"/>
+      </w:pPr>
+      <w:r>
+        <w:t>Persistencia localStorage solo para aggregatedTerritories.</w:t>
+      </w:r>
+    </w:p>
+    <w:p>
+      <w:pPr>
+        <w:pStyle w:val="ListBullet"/>
+      </w:pPr>
+      <w:r>
+        <w:t>Auto-add nuevos territorios reactivados al set.</w:t>
+      </w:r>
+    </w:p>
+    <w:p/>
+    <w:p>
+      <w:pPr>
+        <w:pStyle w:val="Heading3"/>
+      </w:pPr>
+      <w:r>
+        <w:t>Paso 16 — Login rediseñado (nuevo)</w:t>
+      </w:r>
+    </w:p>
+    <w:p>
+      <w:r>
+        <w:t>Reescribir app/login/page.tsx con layout split-screen:</w:t>
+      </w:r>
+    </w:p>
+    <w:p>
+      <w:pPr>
+        <w:pStyle w:val="ListBullet"/>
+      </w:pPr>
+      <w:r>
+        <w:t>Hero izquierdo (60%): escudo InCom + subtítulo + aurora animado + grid overlay.</w:t>
+      </w:r>
+    </w:p>
+    <w:p>
+      <w:pPr>
+        <w:pStyle w:val="ListBullet"/>
+      </w:pPr>
+      <w:r>
+        <w:t>Card derecho (40%): logo Susazón 6x + form + footer copyright.</w:t>
+      </w:r>
+    </w:p>
+    <w:p>
+      <w:pPr>
+        <w:pStyle w:val="ListBullet"/>
+      </w:pPr>
+      <w:r>
+        <w:t>Intro 1.2s con CSS animations + prefers-reduced-motion.</w:t>
+      </w:r>
+    </w:p>
+    <w:p>
+      <w:pPr>
+        <w:pStyle w:val="ListBullet"/>
+      </w:pPr>
+      <w:r>
+        <w:t>Logo Susazón con prop surface="page" (auto-switch por theme).</w:t>
+      </w:r>
+    </w:p>
+    <w:p/>
+    <w:p>
+      <w:pPr>
+        <w:pStyle w:val="Heading3"/>
+      </w:pPr>
+      <w:r>
+        <w:t>Paso 17 — Thumbnails de branding (nuevo)</w:t>
+      </w:r>
+    </w:p>
+    <w:p>
+      <w:r>
+        <w:t>Generar con Pillow desde public/incom-logo.png:</w:t>
+      </w:r>
+    </w:p>
+    <w:p>
+      <w:r>
+        <w:t>1. Combinar 2 PNGs del SVG (máscara grayscale + escudo RGB) para alpha exacto.</w:t>
+      </w:r>
+    </w:p>
+    <w:p>
+      <w:r>
+        <w:t>2. Crop al bbox del contenido.</w:t>
+      </w:r>
+    </w:p>
+    <w:p>
+      <w:r>
+        <w:t>3. Padding cuadrado transparente.</w:t>
+      </w:r>
+    </w:p>
+    <w:p>
+      <w:r>
+        <w:t>4. Resize a 48, 180, 256, 512, 1024 px.</w:t>
+      </w:r>
+    </w:p>
+    <w:p>
+      <w:r>
+        <w:t>5. app/icon.png + apple-icon.png + opengraph-image.png + twitter-image.png.</w:t>
+      </w:r>
+    </w:p>
+    <w:p>
+      <w:r>
+        <w:t>6. Actualizar app/layout.tsx con metadataBase + openGraph + twitter cards.</w:t>
+      </w:r>
+    </w:p>
+    <w:p/>
+    <w:p>
+      <w:r>
+        <w:t>Ver script Python completo en scripts/gen_docs.py (mencionado en commits 977ddc3 y 0f5572e).</w:t>
+      </w:r>
+    </w:p>
+    <w:p/>
+    <w:p>
+      <w:pPr>
+        <w:pStyle w:val="Heading3"/>
+      </w:pPr>
+      <w:r>
+        <w:t>Verificación post-reconstrucción (12 puntos)</w:t>
+      </w:r>
+    </w:p>
+    <w:p>
+      <w:r>
+        <w:t>1. Aurora del login se mueve (animation loop 18s).</w:t>
+      </w:r>
+    </w:p>
+    <w:p>
+      <w:r>
+        <w:t>2. Intro corre 1.2s al cargar el login.</w:t>
+      </w:r>
+    </w:p>
+    <w:p>
+      <w:r>
+        <w:t>3. Logo InCom 520px visible en hero izquierdo.</w:t>
+      </w:r>
+    </w:p>
+    <w:p>
+      <w:r>
+        <w:t>4. Logo Susazón 6x en card derecho.</w:t>
+      </w:r>
+    </w:p>
+    <w:p>
+      <w:r>
+        <w:t>5. Theme switch funciona en los 6 themes.</w:t>
+      </w:r>
+    </w:p>
+    <w:p>
+      <w:r>
+        <w:t>6. Item "Todos" del sidebar con ⚙️ visible.</w:t>
+      </w:r>
+    </w:p>
+    <w:p>
+      <w:r>
+        <w:t>7. Dropdown del ⚙️ funciona y persiste.</w:t>
+      </w:r>
+    </w:p>
+    <w:p>
+      <w:r>
+        <w:t>8. Export Excel funciona en los 7 tabs.</w:t>
+      </w:r>
+    </w:p>
+    <w:p>
+      <w:r>
+        <w:t>9. Tracking Diario expand muestra clientes/día.</w:t>
+      </w:r>
+    </w:p>
+    <w:p>
+      <w:r>
+        <w:t>10. Charts día-vs-día (no mes-completo).</w:t>
+      </w:r>
+    </w:p>
+    <w:p>
+      <w:r>
+        <w:t>11. Perdidos SIN TerritoryFilter local (un solo place).</w:t>
+      </w:r>
+    </w:p>
+    <w:p>
+      <w:r>
+        <w:t>12. OG image al compartir URL en WhatsApp.</w:t>
+      </w:r>
+    </w:p>
+    <w:p/>
     <w:sectPr>
       <w:footerReference w:type="default" r:id="rId9"/>
       <w:pgSz w:w="12240" w:h="15840"/>
@@ -2314,7 +2768,7 @@
         <w:color w:val="808080"/>
         <w:sz w:val="16"/>
       </w:rPr>
-      <w:t>Dashboard Comercial Susazón V3.0 · Guía de Reconstrucción · 1.3.0</w:t>
+      <w:t>Dashboard Comercial Susazón V3.0 — InCom · Guía de Reconstrucción · 3.3.0</w:t>
     </w:r>
   </w:p>
 </w:ftr>

--- a/docs/06_Guia_Reconstruccion.docx
+++ b/docs/06_Guia_Reconstruccion.docx
@@ -18,7 +18,7 @@
           <w:color w:val="ED6808"/>
           <w:sz w:val="36"/>
         </w:rPr>
-        <w:t>Dashboard Comercial Susazón V3.0 — InCom</w:t>
+        <w:t>Dashboard Comercial Susazón V4.0 — InCom</w:t>
       </w:r>
     </w:p>
     <w:p>
@@ -63,7 +63,7 @@
           <w:color w:val="808080"/>
           <w:sz w:val="22"/>
         </w:rPr>
-        <w:t>Versión 3.3.0 · 2026-05-10</w:t>
+        <w:t>Versión 4.0.0 · 2026-06-07</w:t>
       </w:r>
     </w:p>
     <w:p>
@@ -83,6 +83,22 @@
     <w:p>
       <w:r>
         <w:br w:type="page"/>
+      </w:r>
+    </w:p>
+    <w:p>
+      <w:pPr>
+        <w:pStyle w:val="Heading2"/>
+      </w:pPr>
+      <w:r>
+        <w:t>Estado de este documento (V4.0)</w:t>
+      </w:r>
+    </w:p>
+    <w:p>
+      <w:r>
+        <w:rPr>
+          <w:sz w:val="22"/>
+        </w:rPr>
+        <w:t>El procedimiento de reconstrucción base (Fases 0-5) sigue válido. Para reconstruir el estado completo V4.0 hay que aplicar las 24 migraciones SQL (incluidas 021-024 de Insights) y construir los 7 tabs (incluido Clientes y Productos combinado e Insights con 4 sub-análisis). Ver el inventario completo de archivos/componentes/endpoints en INSTRUCTIVO_AGENTE.xml (secciones fase_10/11/12) y el ChangeLog (doc 03).</w:t>
       </w:r>
     </w:p>
     <w:p>
@@ -2291,460 +2307,6 @@
         <w:t>Ver package.json para versiones exactas. npm install ya las congela vía package-lock.json.</w:t>
       </w:r>
     </w:p>
-    <w:p>
-      <w:r>
-        <w:br w:type="page"/>
-      </w:r>
-    </w:p>
-    <w:p>
-      <w:pPr>
-        <w:pStyle w:val="Heading1"/>
-        <w:jc w:val="left"/>
-      </w:pPr>
-      <w:r>
-        <w:t>Apéndice — Sesión 2026-05-10</w:t>
-      </w:r>
-    </w:p>
-    <w:p>
-      <w:r>
-        <w:rPr>
-          <w:i/>
-          <w:color w:val="6B7280"/>
-        </w:rPr>
-        <w:t>Mejoras 1-7 · Branding InCom · Login premium</w:t>
-      </w:r>
-    </w:p>
-    <w:p/>
-    <w:p/>
-    <w:p>
-      <w:pPr>
-        <w:pStyle w:val="Heading2"/>
-      </w:pPr>
-      <w:r>
-        <w:t>Adiciones para reconstrucción (sesión 2026-05-10)</w:t>
-      </w:r>
-    </w:p>
-    <w:p/>
-    <w:p>
-      <w:pPr>
-        <w:pStyle w:val="Heading3"/>
-      </w:pPr>
-      <w:r>
-        <w:t>Paso 11 — Helpers de agregación (nuevo)</w:t>
-      </w:r>
-    </w:p>
-    <w:p>
-      <w:r>
-        <w:t>Crear lib/aggregate.ts con 6 funciones puras:</w:t>
-      </w:r>
-    </w:p>
-    <w:p>
-      <w:r>
-        <w:t>1. emptyKpi() → TerritoryKpi vacío</w:t>
-      </w:r>
-    </w:p>
-    <w:p>
-      <w:r>
-        <w:t>2. aggregateKpis(kpis[]) → suma con recomputo de marginPct</w:t>
-      </w:r>
-    </w:p>
-    <w:p>
-      <w:r>
-        <w:t>3. aggregateDimensionRows(rowsList[][]) → suma por nombre</w:t>
-      </w:r>
-    </w:p>
-    <w:p>
-      <w:r>
-        <w:t>4. aggregatePerdidoRows(rowsList[][]) → suma por no_cliente</w:t>
-      </w:r>
-    </w:p>
-    <w:p>
-      <w:r>
-        <w:t>5. aggregateBudget(territories, selected) → suma de ventaBudgets</w:t>
-      </w:r>
-    </w:p>
-    <w:p>
-      <w:r>
-        <w:t>6. selectedKpis() / rowsBySelected() → helpers de mapeo</w:t>
-      </w:r>
-    </w:p>
-    <w:p/>
-    <w:p>
-      <w:r>
-        <w:t>Ver código completo en /lib/aggregate.ts del repo.</w:t>
-      </w:r>
-    </w:p>
-    <w:p/>
-    <w:p>
-      <w:pPr>
-        <w:pStyle w:val="Heading3"/>
-      </w:pPr>
-      <w:r>
-        <w:t>Paso 12 — Helper de Excel (nuevo)</w:t>
-      </w:r>
-    </w:p>
-    <w:p>
-      <w:r>
-        <w:t>Crear lib/export-excel.ts con exceljs.</w:t>
-      </w:r>
-    </w:p>
-    <w:p>
-      <w:r>
-        <w:t>API: exportToExcel({ fileName, sheetName, title, subtitle, summary, columns, rows, totalRow }).</w:t>
-      </w:r>
-    </w:p>
-    <w:p>
-      <w:pPr>
-        <w:pStyle w:val="ListBullet"/>
-      </w:pPr>
-      <w:r>
-        <w:t>Header con freeze panes en la primer fila de tabla.</w:t>
-      </w:r>
-    </w:p>
-    <w:p>
-      <w:pPr>
-        <w:pStyle w:val="ListBullet"/>
-      </w:pPr>
-      <w:r>
-        <w:t>Zebra rows.</w:t>
-      </w:r>
-    </w:p>
-    <w:p>
-      <w:pPr>
-        <w:pStyle w:val="ListBullet"/>
-      </w:pPr>
-      <w:r>
-        <w:t>numFmt nativo Excel ($#,##0, 0.0%, #,##0).</w:t>
-      </w:r>
-    </w:p>
-    <w:p>
-      <w:pPr>
-        <w:pStyle w:val="ListBullet"/>
-      </w:pPr>
-      <w:r>
-        <w:t>Lazy import.</w:t>
-      </w:r>
-    </w:p>
-    <w:p/>
-    <w:p>
-      <w:pPr>
-        <w:pStyle w:val="Heading3"/>
-      </w:pPr>
-      <w:r>
-        <w:t>Paso 13 — Endpoint lazy clientes/día (nuevo)</w:t>
-      </w:r>
-    </w:p>
-    <w:p>
-      <w:r>
-        <w:t>Crear app/api/dashboard/clientes-dia/route.ts:</w:t>
-      </w:r>
-    </w:p>
-    <w:p>
-      <w:pPr>
-        <w:pStyle w:val="ListBullet"/>
-      </w:pPr>
-      <w:r>
-        <w:t>GET con validación rangos (year &gt;= 2024, month 1-12, day 1-31).</w:t>
-      </w:r>
-    </w:p>
-    <w:p>
-      <w:pPr>
-        <w:pStyle w:val="ListBullet"/>
-      </w:pPr>
-      <w:r>
-        <w:t>Auth check + RLS via security_invoker.</w:t>
-      </w:r>
-    </w:p>
-    <w:p>
-      <w:pPr>
-        <w:pStyle w:val="ListBullet"/>
-      </w:pPr>
-      <w:r>
-        <w:t>Query a kpi_cliente_diario filtrada por territorio (opcional).</w:t>
-      </w:r>
-    </w:p>
-    <w:p>
-      <w:pPr>
-        <w:pStyle w:val="ListBullet"/>
-      </w:pPr>
-      <w:r>
-        <w:t>Agregación por no_cliente.</w:t>
-      </w:r>
-    </w:p>
-    <w:p>
-      <w:pPr>
-        <w:pStyle w:val="ListBullet"/>
-      </w:pPr>
-      <w:r>
-        <w:t>Cache: private, max-age=60s.</w:t>
-      </w:r>
-    </w:p>
-    <w:p/>
-    <w:p>
-      <w:pPr>
-        <w:pStyle w:val="Heading3"/>
-      </w:pPr>
-      <w:r>
-        <w:t>Paso 14 — Sidebar con item "Todos" + ⚙️ configurable (nuevo)</w:t>
-      </w:r>
-    </w:p>
-    <w:p>
-      <w:r>
-        <w:t>Refactor components/dashboard/Sidebar.tsx:</w:t>
-      </w:r>
-    </w:p>
-    <w:p>
-      <w:pPr>
-        <w:pStyle w:val="ListBullet"/>
-      </w:pPr>
-      <w:r>
-        <w:t>Props nuevas: aggregatedTerritories: Set&lt;string&gt;, onToggleAggregated, onToggleAllAggregated.</w:t>
-      </w:r>
-    </w:p>
-    <w:p>
-      <w:pPr>
-        <w:pStyle w:val="ListBullet"/>
-      </w:pPr>
-      <w:r>
-        <w:t>Componente AggregatedItem: botón principal + ícono Settings2 separado.</w:t>
-      </w:r>
-    </w:p>
-    <w:p>
-      <w:pPr>
-        <w:pStyle w:val="ListBullet"/>
-      </w:pPr>
-      <w:r>
-        <w:t>Dropdown con clase frost-popover (override CSS para liquid-glass en globals.css).</w:t>
-      </w:r>
-    </w:p>
-    <w:p>
-      <w:pPr>
-        <w:pStyle w:val="ListBullet"/>
-      </w:pPr>
-      <w:r>
-        <w:t>Estado abre/cierra con click outside detection.</w:t>
-      </w:r>
-    </w:p>
-    <w:p/>
-    <w:p>
-      <w:pPr>
-        <w:pStyle w:val="Heading3"/>
-      </w:pPr>
-      <w:r>
-        <w:t>Paso 15 — DashboardClient 4 modos (nuevo)</w:t>
-      </w:r>
-    </w:p>
-    <w:p>
-      <w:r>
-        <w:t>Refactor app/dashboard/DashboardClient.tsx:</w:t>
-      </w:r>
-    </w:p>
-    <w:p>
-      <w:pPr>
-        <w:pStyle w:val="ListBullet"/>
-      </w:pPr>
-      <w:r>
-        <w:t>Estado: selectedTerritory: string + aggregatedTerritories: Set&lt;string&gt;.</w:t>
-      </w:r>
-    </w:p>
-    <w:p>
-      <w:pPr>
-        <w:pStyle w:val="ListBullet"/>
-      </w:pPr>
-      <w:r>
-        <w:t>4 modos derivados: single / aggregated-all / aggregated-custom / aggregated-none.</w:t>
-      </w:r>
-    </w:p>
-    <w:p>
-      <w:pPr>
-        <w:pStyle w:val="ListBullet"/>
-      </w:pPr>
-      <w:r>
-        <w:t>Helpers resolveDimRows() y resolvePerdidoRows() que llaman aggregate*.</w:t>
-      </w:r>
-    </w:p>
-    <w:p>
-      <w:pPr>
-        <w:pStyle w:val="ListBullet"/>
-      </w:pPr>
-      <w:r>
-        <w:t>Persistencia localStorage solo para aggregatedTerritories.</w:t>
-      </w:r>
-    </w:p>
-    <w:p>
-      <w:pPr>
-        <w:pStyle w:val="ListBullet"/>
-      </w:pPr>
-      <w:r>
-        <w:t>Auto-add nuevos territorios reactivados al set.</w:t>
-      </w:r>
-    </w:p>
-    <w:p/>
-    <w:p>
-      <w:pPr>
-        <w:pStyle w:val="Heading3"/>
-      </w:pPr>
-      <w:r>
-        <w:t>Paso 16 — Login rediseñado (nuevo)</w:t>
-      </w:r>
-    </w:p>
-    <w:p>
-      <w:r>
-        <w:t>Reescribir app/login/page.tsx con layout split-screen:</w:t>
-      </w:r>
-    </w:p>
-    <w:p>
-      <w:pPr>
-        <w:pStyle w:val="ListBullet"/>
-      </w:pPr>
-      <w:r>
-        <w:t>Hero izquierdo (60%): escudo InCom + subtítulo + aurora animado + grid overlay.</w:t>
-      </w:r>
-    </w:p>
-    <w:p>
-      <w:pPr>
-        <w:pStyle w:val="ListBullet"/>
-      </w:pPr>
-      <w:r>
-        <w:t>Card derecho (40%): logo Susazón 6x + form + footer copyright.</w:t>
-      </w:r>
-    </w:p>
-    <w:p>
-      <w:pPr>
-        <w:pStyle w:val="ListBullet"/>
-      </w:pPr>
-      <w:r>
-        <w:t>Intro 1.2s con CSS animations + prefers-reduced-motion.</w:t>
-      </w:r>
-    </w:p>
-    <w:p>
-      <w:pPr>
-        <w:pStyle w:val="ListBullet"/>
-      </w:pPr>
-      <w:r>
-        <w:t>Logo Susazón con prop surface="page" (auto-switch por theme).</w:t>
-      </w:r>
-    </w:p>
-    <w:p/>
-    <w:p>
-      <w:pPr>
-        <w:pStyle w:val="Heading3"/>
-      </w:pPr>
-      <w:r>
-        <w:t>Paso 17 — Thumbnails de branding (nuevo)</w:t>
-      </w:r>
-    </w:p>
-    <w:p>
-      <w:r>
-        <w:t>Generar con Pillow desde public/incom-logo.png:</w:t>
-      </w:r>
-    </w:p>
-    <w:p>
-      <w:r>
-        <w:t>1. Combinar 2 PNGs del SVG (máscara grayscale + escudo RGB) para alpha exacto.</w:t>
-      </w:r>
-    </w:p>
-    <w:p>
-      <w:r>
-        <w:t>2. Crop al bbox del contenido.</w:t>
-      </w:r>
-    </w:p>
-    <w:p>
-      <w:r>
-        <w:t>3. Padding cuadrado transparente.</w:t>
-      </w:r>
-    </w:p>
-    <w:p>
-      <w:r>
-        <w:t>4. Resize a 48, 180, 256, 512, 1024 px.</w:t>
-      </w:r>
-    </w:p>
-    <w:p>
-      <w:r>
-        <w:t>5. app/icon.png + apple-icon.png + opengraph-image.png + twitter-image.png.</w:t>
-      </w:r>
-    </w:p>
-    <w:p>
-      <w:r>
-        <w:t>6. Actualizar app/layout.tsx con metadataBase + openGraph + twitter cards.</w:t>
-      </w:r>
-    </w:p>
-    <w:p/>
-    <w:p>
-      <w:r>
-        <w:t>Ver script Python completo en scripts/gen_docs.py (mencionado en commits 977ddc3 y 0f5572e).</w:t>
-      </w:r>
-    </w:p>
-    <w:p/>
-    <w:p>
-      <w:pPr>
-        <w:pStyle w:val="Heading3"/>
-      </w:pPr>
-      <w:r>
-        <w:t>Verificación post-reconstrucción (12 puntos)</w:t>
-      </w:r>
-    </w:p>
-    <w:p>
-      <w:r>
-        <w:t>1. Aurora del login se mueve (animation loop 18s).</w:t>
-      </w:r>
-    </w:p>
-    <w:p>
-      <w:r>
-        <w:t>2. Intro corre 1.2s al cargar el login.</w:t>
-      </w:r>
-    </w:p>
-    <w:p>
-      <w:r>
-        <w:t>3. Logo InCom 520px visible en hero izquierdo.</w:t>
-      </w:r>
-    </w:p>
-    <w:p>
-      <w:r>
-        <w:t>4. Logo Susazón 6x en card derecho.</w:t>
-      </w:r>
-    </w:p>
-    <w:p>
-      <w:r>
-        <w:t>5. Theme switch funciona en los 6 themes.</w:t>
-      </w:r>
-    </w:p>
-    <w:p>
-      <w:r>
-        <w:t>6. Item "Todos" del sidebar con ⚙️ visible.</w:t>
-      </w:r>
-    </w:p>
-    <w:p>
-      <w:r>
-        <w:t>7. Dropdown del ⚙️ funciona y persiste.</w:t>
-      </w:r>
-    </w:p>
-    <w:p>
-      <w:r>
-        <w:t>8. Export Excel funciona en los 7 tabs.</w:t>
-      </w:r>
-    </w:p>
-    <w:p>
-      <w:r>
-        <w:t>9. Tracking Diario expand muestra clientes/día.</w:t>
-      </w:r>
-    </w:p>
-    <w:p>
-      <w:r>
-        <w:t>10. Charts día-vs-día (no mes-completo).</w:t>
-      </w:r>
-    </w:p>
-    <w:p>
-      <w:r>
-        <w:t>11. Perdidos SIN TerritoryFilter local (un solo place).</w:t>
-      </w:r>
-    </w:p>
-    <w:p>
-      <w:r>
-        <w:t>12. OG image al compartir URL en WhatsApp.</w:t>
-      </w:r>
-    </w:p>
-    <w:p/>
     <w:sectPr>
       <w:footerReference w:type="default" r:id="rId9"/>
       <w:pgSz w:w="12240" w:h="15840"/>
@@ -2768,7 +2330,7 @@
         <w:color w:val="808080"/>
         <w:sz w:val="16"/>
       </w:rPr>
-      <w:t>Dashboard Comercial Susazón V3.0 — InCom · Guía de Reconstrucción · 3.3.0</w:t>
+      <w:t>Dashboard Comercial Susazón V4.0 — InCom · Guía de Reconstrucción · 4.0.0</w:t>
     </w:r>
   </w:p>
 </w:ftr>

--- a/docs/06_Guia_Reconstruccion.docx
+++ b/docs/06_Guia_Reconstruccion.docx
@@ -18,7 +18,7 @@
           <w:color w:val="ED6808"/>
           <w:sz w:val="36"/>
         </w:rPr>
-        <w:t>Dashboard Comercial Susazón V4.0 — InCom</w:t>
+        <w:t>Dashboard Comercial Susazón V4.1 — InCom</w:t>
       </w:r>
     </w:p>
     <w:p>
@@ -63,7 +63,7 @@
           <w:color w:val="808080"/>
           <w:sz w:val="22"/>
         </w:rPr>
-        <w:t>Versión 4.0.0 · 2026-06-07</w:t>
+        <w:t>Versión 4.1.0 · 2026-07-05</w:t>
       </w:r>
     </w:p>
     <w:p>
@@ -90,7 +90,7 @@
         <w:pStyle w:val="Heading2"/>
       </w:pPr>
       <w:r>
-        <w:t>Estado de este documento (V4.0)</w:t>
+        <w:t>Estado de este documento (V4.1)</w:t>
       </w:r>
     </w:p>
     <w:p>
@@ -98,7 +98,7 @@
         <w:rPr>
           <w:sz w:val="22"/>
         </w:rPr>
-        <w:t>El procedimiento de reconstrucción base (Fases 0-5) sigue válido. Para reconstruir el estado completo V4.0 hay que aplicar las 24 migraciones SQL (incluidas 021-024 de Insights) y construir los 7 tabs (incluido Clientes y Productos combinado e Insights con 4 sub-análisis). Ver el inventario completo de archivos/componentes/endpoints en INSTRUCTIVO_AGENTE.xml (secciones fase_10/11/12) y el ChangeLog (doc 03).</w:t>
+        <w:t>El procedimiento de reconstrucción base (Fases 0-5) sigue válido. Para reconstruir el estado completo V4.1 hay que aplicar las 37 migraciones SQL (incluidas 021-024 y 028 de Insights, y 029-037 del módulo Agrupadores) y construir los 7 tabs (incluido Clientes y Productos combinado, Insights con 5 sub-análisis y el histograma de pastillas de Tracking), más el módulo Agrupadores que opera en todos los tabs vía las funciones agrupador_* (territorio sintético). Ver el inventario completo de archivos/componentes/endpoints en INSTRUCTIVO_AGENTE.xml (secciones fase_10 a fase_15) y el ChangeLog (doc 03).</w:t>
       </w:r>
     </w:p>
     <w:p>
@@ -2330,7 +2330,7 @@
         <w:color w:val="808080"/>
         <w:sz w:val="16"/>
       </w:rPr>
-      <w:t>Dashboard Comercial Susazón V4.0 — InCom · Guía de Reconstrucción · 4.0.0</w:t>
+      <w:t>Dashboard Comercial Susazón V4.1 — InCom · Guía de Reconstrucción · 4.1.0</w:t>
     </w:r>
   </w:p>
 </w:ftr>

--- a/docs/06_Guia_Reconstruccion.docx
+++ b/docs/06_Guia_Reconstruccion.docx
@@ -18,7 +18,7 @@
           <w:color w:val="ED6808"/>
           <w:sz w:val="36"/>
         </w:rPr>
-        <w:t>Dashboard Comercial Susazón V4.1 — InCom</w:t>
+        <w:t>Dashboard Comercial Susazón V4.2 — InCom</w:t>
       </w:r>
     </w:p>
     <w:p>
@@ -63,7 +63,7 @@
           <w:color w:val="808080"/>
           <w:sz w:val="22"/>
         </w:rPr>
-        <w:t>Versión 4.1.0 · 2026-07-05</w:t>
+        <w:t>Versión 4.2.0 · 2026-07-24</w:t>
       </w:r>
     </w:p>
     <w:p>
@@ -90,7 +90,7 @@
         <w:pStyle w:val="Heading2"/>
       </w:pPr>
       <w:r>
-        <w:t>Estado de este documento (V4.1)</w:t>
+        <w:t>Estado de este documento (V4.2)</w:t>
       </w:r>
     </w:p>
     <w:p>
@@ -98,7 +98,7 @@
         <w:rPr>
           <w:sz w:val="22"/>
         </w:rPr>
-        <w:t>El procedimiento de reconstrucción base (Fases 0-5) sigue válido. Para reconstruir el estado completo V4.1 hay que aplicar las 37 migraciones SQL (incluidas 021-024 y 028 de Insights, y 029-037 del módulo Agrupadores) y construir los 7 tabs (incluido Clientes y Productos combinado, Insights con 5 sub-análisis y el histograma de pastillas de Tracking), más el módulo Agrupadores que opera en todos los tabs vía las funciones agrupador_* (territorio sintético). Ver el inventario completo de archivos/componentes/endpoints en INSTRUCTIVO_AGENTE.xml (secciones fase_10 a fase_15) y el ChangeLog (doc 03).</w:t>
+        <w:t>El procedimiento de reconstrucción base (Fases 0-5) sigue válido. Para reconstruir el estado completo V4.2 hay que aplicar las 40 migraciones SQL (incluidas 021-024 y 028 de Insights, 029-037 del módulo Agrupadores y 038-040 de Crecimiento x Vendedor) y construir los 7 tabs (incluido Clientes y Productos combinado, Insights con 6 sub-análisis y el histograma de pastillas de Tracking), más el módulo Agrupadores que opera en todos los tabs vía las funciones agrupador_* (territorio sintético). Ver el inventario completo de archivos/componentes/endpoints en INSTRUCTIVO_AGENTE.xml (secciones fase_10 a fase_16) y el ChangeLog (doc 03).</w:t>
       </w:r>
     </w:p>
     <w:p>
@@ -2330,7 +2330,7 @@
         <w:color w:val="808080"/>
         <w:sz w:val="16"/>
       </w:rPr>
-      <w:t>Dashboard Comercial Susazón V4.1 — InCom · Guía de Reconstrucción · 4.1.0</w:t>
+      <w:t>Dashboard Comercial Susazón V4.2 — InCom · Guía de Reconstrucción · 4.2.0</w:t>
     </w:r>
   </w:p>
 </w:ftr>

--- a/docs/06_Guia_Reconstruccion.docx
+++ b/docs/06_Guia_Reconstruccion.docx
@@ -18,7 +18,7 @@
           <w:color w:val="ED6808"/>
           <w:sz w:val="36"/>
         </w:rPr>
-        <w:t>Dashboard Comercial Susazón V4.2 — InCom</w:t>
+        <w:t>Dashboard Comercial Susazón V4.3 — InCom</w:t>
       </w:r>
     </w:p>
     <w:p>
@@ -63,7 +63,7 @@
           <w:color w:val="808080"/>
           <w:sz w:val="22"/>
         </w:rPr>
-        <w:t>Versión 4.2.0 · 2026-07-24</w:t>
+        <w:t>Versión 4.3.0 · 2026-09-03</w:t>
       </w:r>
     </w:p>
     <w:p>
@@ -90,7 +90,7 @@
         <w:pStyle w:val="Heading2"/>
       </w:pPr>
       <w:r>
-        <w:t>Estado de este documento (V4.2)</w:t>
+        <w:t>Estado de este documento (V4.3)</w:t>
       </w:r>
     </w:p>
     <w:p>
@@ -98,7 +98,7 @@
         <w:rPr>
           <w:sz w:val="22"/>
         </w:rPr>
-        <w:t>El procedimiento de reconstrucción base (Fases 0-5) sigue válido. Para reconstruir el estado completo V4.2 hay que aplicar las 40 migraciones SQL (incluidas 021-024 y 028 de Insights, 029-037 del módulo Agrupadores y 038-040 de Crecimiento x Vendedor) y construir los 7 tabs (incluido Clientes y Productos combinado, Insights con 6 sub-análisis y el histograma de pastillas de Tracking), más el módulo Agrupadores que opera en todos los tabs vía las funciones agrupador_* (territorio sintético). Ver el inventario completo de archivos/componentes/endpoints en INSTRUCTIVO_AGENTE.xml (secciones fase_10 a fase_16) y el ChangeLog (doc 03).</w:t>
+        <w:t>El procedimiento de reconstrucción base (Fases 0-5) sigue válido. Para reconstruir el estado completo V4.3 hay que aplicar las 45 migraciones SQL (incluidas 021-024 y 028 de Insights, 029-037 del módulo Agrupadores, 038-040 de Crecimiento x Vendedor y 041-045 de la profundización de Clientes y Productos + cruce de dimensiones en Concentración) y construir los 7 tabs (incluido Clientes y Productos combinado con sus 4 vistas de tabla — Año vs Año, Meses {año}, Meses Hist., vs Prom 90d — y sus expands; Tracking con el modo Comparar vs año anterior; el 4º KPI Prom. Venta Diario; Insights con 6 sub-análisis y el histograma de pastillas), más el módulo Agrupadores que opera en todos los tabs vía las funciones agrupador_* (territorio sintético). Componentes clave V4.3: TrackingCompareYoY, ClientesTresAniosChart, ClientesTableViews (expand mensual + sort + territorio), DesgloseYoYTable (+ ProductoDesglose/ClienteDesglose como wrappers), MesesHistTable, y en DimensionTab el prop fullYearSearchContext (buscador de año completo) y el 4º tableView 'meses-hist'. Ver el inventario completo de archivos/componentes/endpoints en INSTRUCTIVO_AGENTE.xml (secciones fase_10 a fase_17) y el ChangeLog (doc 03).</w:t>
       </w:r>
     </w:p>
     <w:p>
@@ -2330,7 +2330,7 @@
         <w:color w:val="808080"/>
         <w:sz w:val="16"/>
       </w:rPr>
-      <w:t>Dashboard Comercial Susazón V4.2 — InCom · Guía de Reconstrucción · 4.2.0</w:t>
+      <w:t>Dashboard Comercial Susazón V4.3 — InCom · Guía de Reconstrucción · 4.3.0</w:t>
     </w:r>
   </w:p>
 </w:ftr>
